--- a/your-next-step/Your Next Step systeme.io Copy.docx
+++ b/your-next-step/Your Next Step systeme.io Copy.docx
@@ -42,10 +42,10 @@
         <w:rPr>
           <w:b/>
         </w:rPr>
-        <w:t xml:space="preserve">Confirm the Calendly event length. </w:t>
+        <w:t xml:space="preserve">Confirm the Calendly event matches this page. </w:t>
       </w:r>
       <w:r>
-        <w:t>The booking link is your 30min event, and this page sells a 60-minute session. Create or link a 60 minute event, or the page and the booking page will disagree.</w:t>
+        <w:t>The booking link is your breakthrough event. Set its length to 60 minutes and rename it Your Next Step so the booking page uses the same name as this page.</w:t>
       </w:r>
     </w:p>
     <w:p>
@@ -126,7 +126,7 @@
         <w:t xml:space="preserve">Buttons: </w:t>
       </w:r>
       <w:r>
-        <w:t>every Book Your Next Step button links to https://calendly.com/nechellemarie/30min. Use full width buttons on mobile, at least 56px tall, fully rounded corners.</w:t>
+        <w:t>every Book Your Next Step button links to https://calendly.com/nechellemarie/breakthrough. Use full width buttons on mobile, at least 56px tall, fully rounded corners.</w:t>
       </w:r>
     </w:p>
     <w:p>
@@ -335,7 +335,7 @@
         <w:t xml:space="preserve">Button: </w:t>
       </w:r>
       <w:r>
-        <w:t>Book Your Next Step  (links to https://calendly.com/nechellemarie/30min)</w:t>
+        <w:t>Book Your Next Step  (links to https://calendly.com/nechellemarie/breakthrough)</w:t>
       </w:r>
     </w:p>
     <w:p>
@@ -616,7 +616,7 @@
         <w:t xml:space="preserve">Button: </w:t>
       </w:r>
       <w:r>
-        <w:t>Book Your Next Step  (links to https://calendly.com/nechellemarie/30min)</w:t>
+        <w:t>Book Your Next Step  (links to https://calendly.com/nechellemarie/breakthrough)</w:t>
       </w:r>
     </w:p>
     <w:p>
@@ -1036,7 +1036,7 @@
         <w:t xml:space="preserve">Button: </w:t>
       </w:r>
       <w:r>
-        <w:t>Book Your Next Step  (links to https://calendly.com/nechellemarie/30min; white button, plum text)</w:t>
+        <w:t>Book Your Next Step  (links to https://calendly.com/nechellemarie/breakthrough; white button, plum text)</w:t>
       </w:r>
     </w:p>
     <w:p>

--- a/your-next-step/Your Next Step systeme.io Copy.docx
+++ b/your-next-step/Your Next Step systeme.io Copy.docx
@@ -56,24 +56,10 @@
         <w:rPr>
           <w:b/>
         </w:rPr>
-        <w:t xml:space="preserve">Confirm pricing shows on Calendly. </w:t>
+        <w:t xml:space="preserve">Link the footer </w:t>
       </w:r>
       <w:r>
-        <w:t>The closing section says pricing and payment details appear on the booking page before payment. Connect Stripe or PayPal to that Calendly event, or ask for that line to be changed.</w:t>
-      </w:r>
-    </w:p>
-    <w:p>
-      <w:pPr>
-        <w:pStyle w:val="ListNumber"/>
-      </w:pPr>
-      <w:r>
-        <w:rPr>
-          <w:b/>
-        </w:rPr>
-        <w:t xml:space="preserve">Add your Privacy Policy and Terms links </w:t>
-      </w:r>
-      <w:r>
-        <w:t>to the footer.</w:t>
+        <w:t>Privacy Policy and Terms links to the two legal pages (see the Privacy Policy and Terms copy doc).</w:t>
       </w:r>
     </w:p>
     <w:p>
@@ -496,7 +482,7 @@
           <w:b w:val="0"/>
           <w:i w:val="0"/>
         </w:rPr>
-        <w:t>Your Next Step is a 60-minute, one-on-one coaching session. It’s focused time to sort through what’s on your mind and decide what comes next.</w:t>
+        <w:t>Your Next Step is a 60-minute, one-on-one coaching session on Zoom. It’s focused time to sort through what’s on your mind and decide what comes next.</w:t>
       </w:r>
     </w:p>
     <w:p>
@@ -1094,7 +1080,7 @@
           <w:b w:val="0"/>
           <w:i w:val="0"/>
         </w:rPr>
-        <w:t>Links: Privacy Policy [INSERT PRIVACY POLICY LINK]  |  Terms [INSERT TERMS LINK]  |  Contact (nechelle@iamnechellemarie.com)</w:t>
+        <w:t>Links: Privacy Policy (your /privacy-policy page)  |  Terms (your /terms page)  |  Contact (nechelle@iamnechellemarie.com)</w:t>
       </w:r>
     </w:p>
     <w:sectPr>

--- a/your-next-step/Your Next Step systeme.io Copy.docx
+++ b/your-next-step/Your Next Step systeme.io Copy.docx
@@ -42,10 +42,10 @@
         <w:rPr>
           <w:b/>
         </w:rPr>
-        <w:t xml:space="preserve">Confirm the Calendly event matches this page. </w:t>
+        <w:t xml:space="preserve">Confirm the Calendly event length. </w:t>
       </w:r>
       <w:r>
-        <w:t>The booking link is your breakthrough event. Set its length to 60 minutes and rename it Your Next Step so the booking page uses the same name as this page.</w:t>
+        <w:t>The booking link is your Your Next Step event. Make sure it is set to 60 minutes and that the Terms link appears on the booking page.</w:t>
       </w:r>
     </w:p>
     <w:p>
@@ -112,7 +112,7 @@
         <w:t xml:space="preserve">Buttons: </w:t>
       </w:r>
       <w:r>
-        <w:t>every Book Your Next Step button links to https://calendly.com/nechellemarie/breakthrough. Use full width buttons on mobile, at least 56px tall, fully rounded corners.</w:t>
+        <w:t>every Book Your Next Step button links to https://calendly.com/nechellemarie/your_next_steps. Use full width buttons on mobile, at least 56px tall, fully rounded corners.</w:t>
       </w:r>
     </w:p>
     <w:p>
@@ -321,7 +321,7 @@
         <w:t xml:space="preserve">Button: </w:t>
       </w:r>
       <w:r>
-        <w:t>Book Your Next Step  (links to https://calendly.com/nechellemarie/breakthrough)</w:t>
+        <w:t>Book Your Next Step  (links to https://calendly.com/nechellemarie/your_next_steps)</w:t>
       </w:r>
     </w:p>
     <w:p>
@@ -602,7 +602,7 @@
         <w:t xml:space="preserve">Button: </w:t>
       </w:r>
       <w:r>
-        <w:t>Book Your Next Step  (links to https://calendly.com/nechellemarie/breakthrough)</w:t>
+        <w:t>Book Your Next Step  (links to https://calendly.com/nechellemarie/your_next_steps)</w:t>
       </w:r>
     </w:p>
     <w:p>
@@ -1022,7 +1022,7 @@
         <w:t xml:space="preserve">Button: </w:t>
       </w:r>
       <w:r>
-        <w:t>Book Your Next Step  (links to https://calendly.com/nechellemarie/breakthrough; white button, plum text)</w:t>
+        <w:t>Book Your Next Step  (links to https://calendly.com/nechellemarie/your_next_steps; white button, plum text)</w:t>
       </w:r>
     </w:p>
     <w:p>

--- a/your-next-step/Your Next Step systeme.io Copy.docx
+++ b/your-next-step/Your Next Step systeme.io Copy.docx
@@ -126,7 +126,7 @@
         <w:t xml:space="preserve">Colors: </w:t>
       </w:r>
       <w:r>
-        <w:t>buttons and accents deep plum #4E1D48 with white text; headline and body text #2B1E29; secondary text #5D4D58; small uppercase labels #9C6A8F. Backgrounds alternate linen #F8F3EE and sand #EFE5DB; cards white #FFFCF9 with a #DCCFC3 border. The closing section uses a plum #4E1D48 background, white text, and a white button with plum text.</w:t>
+        <w:t>buttons and accents crimson #95111e with white text; small uppercase labels crimson #95111e; decorative lines, list markers, and soft highlights dusty rose #c8a29e (or its light tint #F0E1DE behind text). Headline and body text #2A1C1D; secondary text #5E4A4B. Backgrounds alternate linen #F8F3EE and sand #EFE5DB; cards white #FFFCF9 with a #E2D2CE border. The closing section uses a crimson #95111e background, white text, and a white button with crimson text. Never use dusty rose for text: it is too light to read on linen.</w:t>
       </w:r>
     </w:p>
     <w:p>
@@ -582,7 +582,7 @@
           <w:i/>
           <w:color w:val="5D4D58"/>
         </w:rPr>
-        <w:t>Highlighted box:</w:t>
+        <w:t>Highlighted box (light dusty rose tint):</w:t>
       </w:r>
     </w:p>
     <w:p>
@@ -748,7 +748,7 @@
           <w:i/>
           <w:color w:val="5D4D58"/>
         </w:rPr>
-        <w:t>Optional under the third card: a row of seven small boxes labeled Day 1, 2, 3, 4, 5, 6, 7, with Day 1 in plum.</w:t>
+        <w:t>Optional under the third card: a row of seven small boxes labeled Day 1, 2, 3, 4, 5, 6, 7, with Day 1 in crimson.</w:t>
       </w:r>
     </w:p>
     <w:p>
@@ -1000,7 +1000,7 @@
           <w:i/>
           <w:color w:val="5D4D58"/>
         </w:rPr>
-        <w:t>Plum background, white text.</w:t>
+        <w:t>Crimson background, white text.</w:t>
       </w:r>
     </w:p>
     <w:p>
@@ -1022,7 +1022,7 @@
         <w:t xml:space="preserve">Button: </w:t>
       </w:r>
       <w:r>
-        <w:t>Book Your Next Step  (links to https://calendly.com/nechellemarie/your_next_steps; white button, plum text)</w:t>
+        <w:t>Book Your Next Step  (links to https://calendly.com/nechellemarie/your_next_steps; white button, crimson text)</w:t>
       </w:r>
     </w:p>
     <w:p>

--- a/your-next-step/Your Next Step systeme.io Copy.docx
+++ b/your-next-step/Your Next Step systeme.io Copy.docx
@@ -126,7 +126,7 @@
         <w:t xml:space="preserve">Colors: </w:t>
       </w:r>
       <w:r>
-        <w:t>buttons and accents crimson #95111e with white text; small uppercase labels crimson #95111e; decorative lines, list markers, and soft highlights dusty rose #c8a29e (or its light tint #F0E1DE behind text). Headline and body text #2A1C1D; secondary text #5E4A4B. Backgrounds alternate linen #F8F3EE and sand #EFE5DB; cards white #FFFCF9 with a #E2D2CE border. The closing section uses a crimson #95111e background, white text, and a white button with crimson text. Never use dusty rose for text: it is too light to read on linen.</w:t>
+        <w:t>buttons and accents mocha brown #7A5240 with white text; small uppercase labels mocha brown #7A5240; decorative lines, list markers, and soft highlights blush pink #EBC4C0 (or its light tint #F6E6E3 behind text). Headline and body text #2B201B; secondary text #5E4B42. Backgrounds alternate linen #F8F3EE and sand #EFE5DB; cards white #FFFCF9 with a #E6D6CF border. The closing section uses a mocha #7A5240 background, white text, and a white button with mocha text. Never use blush pink for text: it is too light to read on linen.</w:t>
       </w:r>
     </w:p>
     <w:p>
@@ -582,7 +582,7 @@
           <w:i/>
           <w:color w:val="5D4D58"/>
         </w:rPr>
-        <w:t>Highlighted box (light dusty rose tint):</w:t>
+        <w:t>Highlighted box (light blush tint):</w:t>
       </w:r>
     </w:p>
     <w:p>
@@ -748,7 +748,7 @@
           <w:i/>
           <w:color w:val="5D4D58"/>
         </w:rPr>
-        <w:t>Optional under the third card: a row of seven small boxes labeled Day 1, 2, 3, 4, 5, 6, 7, with Day 1 in crimson.</w:t>
+        <w:t>Optional under the third card: a row of seven small boxes labeled Day 1, 2, 3, 4, 5, 6, 7, with Day 1 in mocha brown.</w:t>
       </w:r>
     </w:p>
     <w:p>
@@ -1000,7 +1000,7 @@
           <w:i/>
           <w:color w:val="5D4D58"/>
         </w:rPr>
-        <w:t>Crimson background, white text.</w:t>
+        <w:t>Mocha brown background, white text.</w:t>
       </w:r>
     </w:p>
     <w:p>
@@ -1022,7 +1022,7 @@
         <w:t xml:space="preserve">Button: </w:t>
       </w:r>
       <w:r>
-        <w:t>Book Your Next Step  (links to https://calendly.com/nechellemarie/your_next_steps; white button, crimson text)</w:t>
+        <w:t>Book Your Next Step  (links to https://calendly.com/nechellemarie/your_next_steps; white button, mocha text)</w:t>
       </w:r>
     </w:p>
     <w:p>

--- a/your-next-step/Your Next Step systeme.io Copy.docx
+++ b/your-next-step/Your Next Step systeme.io Copy.docx
@@ -126,7 +126,7 @@
         <w:t xml:space="preserve">Colors: </w:t>
       </w:r>
       <w:r>
-        <w:t>buttons and accents mocha brown #7A5240 with white text; small uppercase labels mocha brown #7A5240; decorative lines, list markers, and soft highlights blush pink #EBC4C0 (or its light tint #F6E6E3 behind text). Headline and body text #2B201B; secondary text #5E4B42. Backgrounds alternate linen #F8F3EE and sand #EFE5DB; cards white #FFFCF9 with a #E6D6CF border. The closing section uses a mocha #7A5240 background, white text, and a white button with mocha text. Never use blush pink for text: it is too light to read on linen.</w:t>
+        <w:t>buttons and accents light mocha #96644C with white text; small uppercase labels in a deeper mocha #7A5240 so they stay readable; decorative lines, list markers, and soft highlights blush pink #EBC4C0 (or its light tint #F6E6E3 behind text). Headline and body text #2B201B; secondary text #5E4B42. Backgrounds alternate linen #F8F3EE and sand #EFE5DB; cards white #FFFCF9 with a #E6D6CF border. The closing section uses a light mocha #96644C background, white text, and a white button with mocha text. Never use blush pink for text: it is too light to read on linen.</w:t>
       </w:r>
     </w:p>
     <w:p>

--- a/your-next-step/Your Next Step systeme.io Copy.docx
+++ b/your-next-step/Your Next Step systeme.io Copy.docx
@@ -126,7 +126,7 @@
         <w:t xml:space="preserve">Colors: </w:t>
       </w:r>
       <w:r>
-        <w:t>buttons and accents light mocha #96644C with white text; small uppercase labels in a deeper mocha #7A5240 so they stay readable; decorative lines, list markers, and soft highlights blush pink #EBC4C0 (or its light tint #F6E6E3 behind text). Headline and body text #2B201B; secondary text #5E4B42. Backgrounds alternate linen #F8F3EE and sand #EFE5DB; cards white #FFFCF9 with a #E6D6CF border. The closing section uses a light mocha #96644C background, white text, and a white button with mocha text. Never use blush pink for text: it is too light to read on linen.</w:t>
+        <w:t>these match iamnechellemarie.com. Buttons deep gold #B5852F with espresso #2B2118 text (white text on gold is too faint to read). Headlines and body text espresso #2B2118; secondary text #5E5246; small uppercase labels, step numbers, and text links dark gold #7A5718. Gold is never used for headlines or body text: the headline accent is a gold underline, and quote borders, list markers, and highlights use gold or its light tint #F3E7CF. Backgrounds alternate warm cream #F7F2EA and #EFE6D8; cards white #FFFFFF with a #E3D8C6 border. The closing section uses a deep gold #B5852F background, espresso text, and an espresso button with gold text.</w:t>
       </w:r>
     </w:p>
     <w:p>
@@ -582,7 +582,7 @@
           <w:i/>
           <w:color w:val="5D4D58"/>
         </w:rPr>
-        <w:t>Highlighted box (light blush tint):</w:t>
+        <w:t>Highlighted box (light gold tint):</w:t>
       </w:r>
     </w:p>
     <w:p>
@@ -748,7 +748,7 @@
           <w:i/>
           <w:color w:val="5D4D58"/>
         </w:rPr>
-        <w:t>Optional under the third card: a row of seven small boxes labeled Day 1, 2, 3, 4, 5, 6, 7, with Day 1 in mocha brown.</w:t>
+        <w:t>Optional under the third card: a row of seven small boxes labeled Day 1, 2, 3, 4, 5, 6, 7, with Day 1 in deep gold.</w:t>
       </w:r>
     </w:p>
     <w:p>
@@ -1000,7 +1000,7 @@
           <w:i/>
           <w:color w:val="5D4D58"/>
         </w:rPr>
-        <w:t>Mocha brown background, white text.</w:t>
+        <w:t>Deep gold background, espresso text.</w:t>
       </w:r>
     </w:p>
     <w:p>
@@ -1022,7 +1022,7 @@
         <w:t xml:space="preserve">Button: </w:t>
       </w:r>
       <w:r>
-        <w:t>Book Your Next Step  (links to https://calendly.com/nechellemarie/your_next_steps; white button, mocha text)</w:t>
+        <w:t>Book Your Next Step  (links to https://calendly.com/nechellemarie/your_next_steps; espresso button, gold text)</w:t>
       </w:r>
     </w:p>
     <w:p>

--- a/your-next-step/Your Next Step systeme.io Copy.docx
+++ b/your-next-step/Your Next Step systeme.io Copy.docx
@@ -112,7 +112,7 @@
         <w:t xml:space="preserve">Buttons: </w:t>
       </w:r>
       <w:r>
-        <w:t>every Book Your Next Step button links to https://calendly.com/nechellemarie/your_next_steps. Use full width buttons on mobile, at least 56px tall, fully rounded corners.</w:t>
+        <w:t>every Book Your Next Step button links to https://calendly.com/nechellemarie/your_next_steps. Use full width buttons on mobile, at least 56px tall, fully rounded corners, white 19px bold text.</w:t>
       </w:r>
     </w:p>
     <w:p>
@@ -126,7 +126,7 @@
         <w:t xml:space="preserve">Colors: </w:t>
       </w:r>
       <w:r>
-        <w:t>these match iamnechellemarie.com. Buttons deep gold #B5852F with espresso #2B2118 text (white text on gold is too faint to read). Headlines and body text espresso #2B2118; secondary text #5E5246; small uppercase labels, step numbers, and text links dark gold #7A5718. Gold is never used for headlines or body text: the headline accent is a gold underline, and quote borders, list markers, and highlights use gold or its light tint #F3E7CF. Backgrounds alternate warm cream #F7F2EA and #EFE6D8; cards white #FFFFFF with a #E3D8C6 border. The closing section uses a deep gold #B5852F background, espresso text, and an espresso button with gold text.</w:t>
+        <w:t>these match iamnechellemarie.com. Main background, header, and footer dusty rose #C8A29E. Alternating sections and highlight boxes soft blush beige #D4B8B0. Headings and body text near black #0E0E0E; secondary text #3A2E2B. Primary buttons warm taupe #8F7166 with white #FFFFFF text at 19px bold (smaller white text on taupe is hard to read). Cards and the closing section white #FFFFFF. Borders #B8928D.</w:t>
       </w:r>
     </w:p>
     <w:p>
@@ -582,7 +582,7 @@
           <w:i/>
           <w:color w:val="5D4D58"/>
         </w:rPr>
-        <w:t>Highlighted box (light gold tint):</w:t>
+        <w:t>Highlighted box (soft blush beige):</w:t>
       </w:r>
     </w:p>
     <w:p>
@@ -748,7 +748,7 @@
           <w:i/>
           <w:color w:val="5D4D58"/>
         </w:rPr>
-        <w:t>Optional under the third card: a row of seven small boxes labeled Day 1, 2, 3, 4, 5, 6, 7, with Day 1 in deep gold.</w:t>
+        <w:t>Optional under the third card: a row of seven small boxes labeled Day 1, 2, 3, 4, 5, 6, 7, with Day 1 in near black.</w:t>
       </w:r>
     </w:p>
     <w:p>
@@ -1000,7 +1000,7 @@
           <w:i/>
           <w:color w:val="5D4D58"/>
         </w:rPr>
-        <w:t>Deep gold background, espresso text.</w:t>
+        <w:t>White background, near black text.</w:t>
       </w:r>
     </w:p>
     <w:p>
@@ -1022,7 +1022,7 @@
         <w:t xml:space="preserve">Button: </w:t>
       </w:r>
       <w:r>
-        <w:t>Book Your Next Step  (links to https://calendly.com/nechellemarie/your_next_steps; espresso button, gold text)</w:t>
+        <w:t>Book Your Next Step  (links to https://calendly.com/nechellemarie/your_next_steps; taupe button, white text)</w:t>
       </w:r>
     </w:p>
     <w:p>

--- a/your-next-step/Your Next Step systeme.io Copy.docx
+++ b/your-next-step/Your Next Step systeme.io Copy.docx
@@ -42,10 +42,38 @@
         <w:rPr>
           <w:b/>
         </w:rPr>
-        <w:t xml:space="preserve">Confirm the Calendly event length. </w:t>
+        <w:t xml:space="preserve">Connect payments. </w:t>
       </w:r>
       <w:r>
-        <w:t>The booking link is your Your Next Step event. Make sure it is set to 60 minutes and that the Terms link appears on the booking page.</w:t>
+        <w:t>In systeme.io Settings, connect Stripe and PayPal under payment gateways.</w:t>
+      </w:r>
+    </w:p>
+    <w:p>
+      <w:pPr>
+        <w:pStyle w:val="ListNumber"/>
+      </w:pPr>
+      <w:r>
+        <w:rPr>
+          <w:b/>
+        </w:rPr>
+        <w:t xml:space="preserve">Create the Your Next Step calendar event </w:t>
+      </w:r>
+      <w:r>
+        <w:t>in systeme.io: 60 minutes, your availability, and your Zoom meeting link as the location so it appears in the confirmation email.</w:t>
+      </w:r>
+    </w:p>
+    <w:p>
+      <w:pPr>
+        <w:pStyle w:val="ListNumber"/>
+      </w:pPr>
+      <w:r>
+        <w:rPr>
+          <w:b/>
+        </w:rPr>
+        <w:t xml:space="preserve">Build the funnel </w:t>
+      </w:r>
+      <w:r>
+        <w:t>in the order shown in Funnel Setup below.</w:t>
       </w:r>
     </w:p>
     <w:p>
@@ -60,6 +88,83 @@
       </w:r>
       <w:r>
         <w:t>Privacy Policy and Terms links to the two legal pages (see the Privacy Policy and Terms copy doc).</w:t>
+      </w:r>
+    </w:p>
+    <w:p>
+      <w:pPr>
+        <w:pStyle w:val="ListNumber"/>
+      </w:pPr>
+      <w:r>
+        <w:rPr>
+          <w:b/>
+        </w:rPr>
+        <w:t xml:space="preserve">Test the full path </w:t>
+      </w:r>
+      <w:r>
+        <w:t>with a real purchase on your phone: landing page, checkout, calendar, confirmation email. Refund the test order in Stripe or PayPal afterward.</w:t>
+      </w:r>
+    </w:p>
+    <w:p>
+      <w:pPr>
+        <w:pStyle w:val="Heading1"/>
+      </w:pPr>
+      <w:r>
+        <w:rPr>
+          <w:color w:val="4E1D48"/>
+        </w:rPr>
+        <w:t>Funnel Setup in systeme.io</w:t>
+      </w:r>
+    </w:p>
+    <w:p>
+      <w:pPr>
+        <w:pStyle w:val="ListNumber"/>
+      </w:pPr>
+      <w:r>
+        <w:rPr>
+          <w:b/>
+        </w:rPr>
+        <w:t xml:space="preserve">Step 1: Landing page </w:t>
+      </w:r>
+      <w:r>
+        <w:t>path /your-next-step. The page in this doc. Every Book Your Next Step button links to /book-your-next-step.</w:t>
+      </w:r>
+    </w:p>
+    <w:p>
+      <w:pPr>
+        <w:pStyle w:val="ListNumber"/>
+      </w:pPr>
+      <w:r>
+        <w:rPr>
+          <w:b/>
+        </w:rPr>
+        <w:t xml:space="preserve">Step 2: Checkout </w:t>
+      </w:r>
+      <w:r>
+        <w:t>path /book-your-next-step. Use a systeme.io order form page. Product name: Your Next Step: 60-Minute Private Coaching Session. Set your price and turn on Stripe and PayPal.</w:t>
+      </w:r>
+    </w:p>
+    <w:p>
+      <w:pPr>
+        <w:pStyle w:val="ListNumber"/>
+      </w:pPr>
+      <w:r>
+        <w:rPr>
+          <w:b/>
+        </w:rPr>
+        <w:t xml:space="preserve">Step 3: Choose your time </w:t>
+      </w:r>
+      <w:r>
+        <w:t>path /choose-your-time. This is the thank you step after payment. Add the systeme.io calendar element and select the Your Next Step event.</w:t>
+      </w:r>
+    </w:p>
+    <w:p>
+      <w:r>
+        <w:rPr>
+          <w:b w:val="0"/>
+          <w:i/>
+          <w:color w:val="5D4D58"/>
+        </w:rPr>
+        <w:t>Keep the Choose Your Time page hidden from search engines (noindex) and do not link to it anywhere else, so only paying clients can reach the calendar. Check each new booking against a payment.</w:t>
       </w:r>
     </w:p>
     <w:p>
@@ -112,7 +217,7 @@
         <w:t xml:space="preserve">Buttons: </w:t>
       </w:r>
       <w:r>
-        <w:t>every Book Your Next Step button links to https://calendly.com/nechellemarie/your_next_steps. Use full width buttons on mobile, at least 56px tall, fully rounded corners, white 19px bold text.</w:t>
+        <w:t>every Book Your Next Step button links to your checkout step, /book-your-next-step. Use full width buttons on mobile, at least 56px tall, fully rounded corners, white 19px bold text.</w:t>
       </w:r>
     </w:p>
     <w:p>
@@ -321,7 +426,7 @@
         <w:t xml:space="preserve">Button: </w:t>
       </w:r>
       <w:r>
-        <w:t>Book Your Next Step  (links to https://calendly.com/nechellemarie/your_next_steps)</w:t>
+        <w:t>Book Your Next Step  (links to your checkout step, /book-your-next-step)</w:t>
       </w:r>
     </w:p>
     <w:p>
@@ -602,7 +707,7 @@
         <w:t xml:space="preserve">Button: </w:t>
       </w:r>
       <w:r>
-        <w:t>Book Your Next Step  (links to https://calendly.com/nechellemarie/your_next_steps)</w:t>
+        <w:t>Book Your Next Step  (links to your checkout step, /book-your-next-step)</w:t>
       </w:r>
     </w:p>
     <w:p>
@@ -1022,7 +1127,7 @@
         <w:t xml:space="preserve">Button: </w:t>
       </w:r>
       <w:r>
-        <w:t>Book Your Next Step  (links to https://calendly.com/nechellemarie/your_next_steps; taupe button, white text)</w:t>
+        <w:t>Book Your Next Step  (links to your checkout step, /book-your-next-step; taupe button, white text)</w:t>
       </w:r>
     </w:p>
     <w:p>
@@ -1032,7 +1137,7 @@
           <w:i/>
           <w:color w:val="5D4D58"/>
         </w:rPr>
-        <w:t>Below button: Pricing and payment details are shown on the booking page before you pay.</w:t>
+        <w:t>Below button: Pricing and payment details are shown at checkout before you pay. You’ll choose your session time right after.</w:t>
       </w:r>
     </w:p>
     <w:p>
@@ -1043,6 +1148,219 @@
           <w:color w:val="5D4D58"/>
         </w:rPr>
         <w:t>-----</w:t>
+      </w:r>
+    </w:p>
+    <w:p>
+      <w:r>
+        <w:rPr>
+          <w:b w:val="0"/>
+          <w:i w:val="0"/>
+          <w:color w:val="5D4D58"/>
+        </w:rPr>
+        <w:t>-----</w:t>
+      </w:r>
+    </w:p>
+    <w:p>
+      <w:pPr>
+        <w:pStyle w:val="Heading1"/>
+      </w:pPr>
+      <w:r>
+        <w:rPr>
+          <w:color w:val="4E1D48"/>
+        </w:rPr>
+        <w:t>Checkout Page Copy (Step 2)</w:t>
+      </w:r>
+    </w:p>
+    <w:p>
+      <w:r>
+        <w:rPr>
+          <w:b w:val="0"/>
+          <w:i/>
+          <w:color w:val="5D4D58"/>
+        </w:rPr>
+        <w:t>Build with the systeme.io order form element. Same colors and fonts as the landing page.</w:t>
+      </w:r>
+    </w:p>
+    <w:p>
+      <w:pPr>
+        <w:pStyle w:val="Heading2"/>
+      </w:pPr>
+      <w:r>
+        <w:rPr>
+          <w:color w:val="4E1D48"/>
+        </w:rPr>
+        <w:t>Book Your Next Step</w:t>
+      </w:r>
+    </w:p>
+    <w:p>
+      <w:r>
+        <w:rPr>
+          <w:b w:val="0"/>
+          <w:i w:val="0"/>
+        </w:rPr>
+        <w:t>A 60-minute private coaching session on Zoom with Nechelle Marie.</w:t>
+      </w:r>
+    </w:p>
+    <w:p>
+      <w:r>
+        <w:rPr>
+          <w:b/>
+          <w:i w:val="0"/>
+        </w:rPr>
+        <w:t>You’ll leave with:</w:t>
+      </w:r>
+    </w:p>
+    <w:p>
+      <w:pPr>
+        <w:pStyle w:val="ListBullet"/>
+      </w:pPr>
+      <w:r>
+        <w:t>One priority to focus on.</w:t>
+      </w:r>
+    </w:p>
+    <w:p>
+      <w:pPr>
+        <w:pStyle w:val="ListBullet"/>
+      </w:pPr>
+      <w:r>
+        <w:t>A practical boundary to support your next step.</w:t>
+      </w:r>
+    </w:p>
+    <w:p>
+      <w:pPr>
+        <w:pStyle w:val="ListBullet"/>
+      </w:pPr>
+      <w:r>
+        <w:t>A seven-day action plan that fits your life.</w:t>
+      </w:r>
+    </w:p>
+    <w:p>
+      <w:r>
+        <w:rPr>
+          <w:b w:val="0"/>
+          <w:i w:val="0"/>
+        </w:rPr>
+        <w:t>After payment, you’ll choose your session time on the next page.</w:t>
+      </w:r>
+    </w:p>
+    <w:p>
+      <w:r>
+        <w:rPr>
+          <w:b/>
+        </w:rPr>
+        <w:t xml:space="preserve">Required checkbox: </w:t>
+      </w:r>
+      <w:r>
+        <w:t>I have read and agree to the Terms, including the 24-hour rescheduling policy and that payments are non-refundable. (Link the word Terms to your /terms page.)</w:t>
+      </w:r>
+    </w:p>
+    <w:p>
+      <w:r>
+        <w:rPr>
+          <w:b/>
+        </w:rPr>
+        <w:t xml:space="preserve">Button: </w:t>
+      </w:r>
+      <w:r>
+        <w:t>Complete My Booking</w:t>
+      </w:r>
+    </w:p>
+    <w:p>
+      <w:r>
+        <w:rPr>
+          <w:b w:val="0"/>
+          <w:i/>
+          <w:color w:val="5D4D58"/>
+        </w:rPr>
+        <w:t>Below button: Secure payment through Stripe or PayPal.</w:t>
+      </w:r>
+    </w:p>
+    <w:p>
+      <w:r>
+        <w:rPr>
+          <w:b w:val="0"/>
+          <w:i w:val="0"/>
+          <w:color w:val="5D4D58"/>
+        </w:rPr>
+        <w:t>-----</w:t>
+      </w:r>
+    </w:p>
+    <w:p>
+      <w:pPr>
+        <w:pStyle w:val="Heading1"/>
+      </w:pPr>
+      <w:r>
+        <w:rPr>
+          <w:color w:val="4E1D48"/>
+        </w:rPr>
+        <w:t>Choose Your Time Page Copy (Step 3)</w:t>
+      </w:r>
+    </w:p>
+    <w:p>
+      <w:r>
+        <w:rPr>
+          <w:b w:val="0"/>
+          <w:i/>
+          <w:color w:val="5D4D58"/>
+        </w:rPr>
+        <w:t>Thank you step after payment. Add the systeme.io calendar element below the text.</w:t>
+      </w:r>
+    </w:p>
+    <w:p>
+      <w:pPr>
+        <w:pStyle w:val="Heading2"/>
+      </w:pPr>
+      <w:r>
+        <w:rPr>
+          <w:color w:val="4E1D48"/>
+        </w:rPr>
+        <w:t>You’re in. Now choose your time.</w:t>
+      </w:r>
+    </w:p>
+    <w:p>
+      <w:r>
+        <w:rPr>
+          <w:b w:val="0"/>
+          <w:i w:val="0"/>
+        </w:rPr>
+        <w:t>Pick the day and time that work best for you. Your confirmation email will include the Zoom link for your session.</w:t>
+      </w:r>
+    </w:p>
+    <w:p>
+      <w:r>
+        <w:rPr>
+          <w:b w:val="0"/>
+          <w:i/>
+          <w:color w:val="5D4D58"/>
+        </w:rPr>
+        <w:t>[systeme.io calendar element: Your Next Step event]</w:t>
+      </w:r>
+    </w:p>
+    <w:p>
+      <w:r>
+        <w:rPr>
+          <w:b w:val="0"/>
+          <w:i w:val="0"/>
+        </w:rPr>
+        <w:t>Need to reschedule? Email nechelle@iamnechellemarie.com at least 24 hours before your session.</w:t>
+      </w:r>
+    </w:p>
+    <w:p>
+      <w:r>
+        <w:rPr>
+          <w:b w:val="0"/>
+          <w:i w:val="0"/>
+        </w:rPr>
+        <w:t>I’m looking forward to our hour together.</w:t>
+      </w:r>
+    </w:p>
+    <w:p>
+      <w:r>
+        <w:rPr>
+          <w:b/>
+          <w:i w:val="0"/>
+        </w:rPr>
+        <w:t>Nechelle Marie</w:t>
       </w:r>
     </w:p>
     <w:p>

--- a/your-next-step/Your Next Step systeme.io Copy.docx
+++ b/your-next-step/Your Next Step systeme.io Copy.docx
@@ -84,10 +84,10 @@
         <w:rPr>
           <w:b/>
         </w:rPr>
-        <w:t xml:space="preserve">Link the footer </w:t>
+        <w:t xml:space="preserve">Build the legal pages in a separate funnel </w:t>
       </w:r>
       <w:r>
-        <w:t>Privacy Policy and Terms links to the two legal pages (see the Privacy Policy and Terms copy doc).</w:t>
+        <w:t>named Legal Pages, with steps privacy-policy and terms. Keeping them out of the booking funnel stops systeme.io from sending a client to the Privacy Policy after checkout.</w:t>
       </w:r>
     </w:p>
     <w:p>
@@ -140,7 +140,7 @@
         <w:t xml:space="preserve">Step 2: Checkout </w:t>
       </w:r>
       <w:r>
-        <w:t>path /book-your-next-step. Use a systeme.io order form page. Product name: Your Next Step: 60-Minute Private Coaching Session. Set your price and turn on Stripe and PayPal.</w:t>
+        <w:t>path /book-your-next-step. Use a systeme.io order form page. Product name: Your Next Step: 60-Minute Private Coaching Session. Price: $125, one-time payment. Turn on Stripe and PayPal.</w:t>
       </w:r>
     </w:p>
     <w:p>
@@ -1207,6 +1207,15 @@
           <w:b/>
           <w:i w:val="0"/>
         </w:rPr>
+        <w:t>$125, one-time payment</w:t>
+      </w:r>
+    </w:p>
+    <w:p>
+      <w:r>
+        <w:rPr>
+          <w:b/>
+          <w:i w:val="0"/>
+        </w:rPr>
         <w:t>You’ll leave with:</w:t>
       </w:r>
     </w:p>

--- a/your-next-step/Your Next Step systeme.io Copy.docx
+++ b/your-next-step/Your Next Step systeme.io Copy.docx
@@ -42,38 +42,10 @@
         <w:rPr>
           <w:b/>
         </w:rPr>
-        <w:t xml:space="preserve">Connect payments. </w:t>
+        <w:t xml:space="preserve">Check the Calendly event. </w:t>
       </w:r>
       <w:r>
-        <w:t>In systeme.io Settings, connect Stripe and PayPal under payment gateways.</w:t>
-      </w:r>
-    </w:p>
-    <w:p>
-      <w:pPr>
-        <w:pStyle w:val="ListNumber"/>
-      </w:pPr>
-      <w:r>
-        <w:rPr>
-          <w:b/>
-        </w:rPr>
-        <w:t xml:space="preserve">Create the Your Next Step calendar event </w:t>
-      </w:r>
-      <w:r>
-        <w:t>in systeme.io: 60 minutes, your availability, and your Zoom meeting link as the location so it appears in the confirmation email.</w:t>
-      </w:r>
-    </w:p>
-    <w:p>
-      <w:pPr>
-        <w:pStyle w:val="ListNumber"/>
-      </w:pPr>
-      <w:r>
-        <w:rPr>
-          <w:b/>
-        </w:rPr>
-        <w:t xml:space="preserve">Build the funnel </w:t>
-      </w:r>
-      <w:r>
-        <w:t>in the order shown in Funnel Setup below.</w:t>
+        <w:t>Your Next Step event: 60 minutes, $125 collected through Stripe or PayPal, Zoom as the location, and the Terms link on the booking page.</w:t>
       </w:r>
     </w:p>
     <w:p>
@@ -87,7 +59,7 @@
         <w:t xml:space="preserve">Build the legal pages in a separate funnel </w:t>
       </w:r>
       <w:r>
-        <w:t>named Legal Pages, with steps privacy-policy and terms. Keeping them out of the booking funnel stops systeme.io from sending a client to the Privacy Policy after checkout.</w:t>
+        <w:t>named Legal Pages, with steps privacy-policy and terms. The footer links point to those paths.</w:t>
       </w:r>
     </w:p>
     <w:p>
@@ -101,70 +73,7 @@
         <w:t xml:space="preserve">Test the full path </w:t>
       </w:r>
       <w:r>
-        <w:t>with a real purchase on your phone: landing page, checkout, calendar, confirmation email. Refund the test order in Stripe or PayPal afterward.</w:t>
-      </w:r>
-    </w:p>
-    <w:p>
-      <w:pPr>
-        <w:pStyle w:val="Heading1"/>
-      </w:pPr>
-      <w:r>
-        <w:rPr>
-          <w:color w:val="4E1D48"/>
-        </w:rPr>
-        <w:t>Funnel Setup in systeme.io</w:t>
-      </w:r>
-    </w:p>
-    <w:p>
-      <w:pPr>
-        <w:pStyle w:val="ListNumber"/>
-      </w:pPr>
-      <w:r>
-        <w:rPr>
-          <w:b/>
-        </w:rPr>
-        <w:t xml:space="preserve">Step 1: Landing page </w:t>
-      </w:r>
-      <w:r>
-        <w:t>path /your-next-step. The page in this doc. Every Book Your Next Step button links to /book-your-next-step.</w:t>
-      </w:r>
-    </w:p>
-    <w:p>
-      <w:pPr>
-        <w:pStyle w:val="ListNumber"/>
-      </w:pPr>
-      <w:r>
-        <w:rPr>
-          <w:b/>
-        </w:rPr>
-        <w:t xml:space="preserve">Step 2: Checkout </w:t>
-      </w:r>
-      <w:r>
-        <w:t>path /book-your-next-step. Use a systeme.io order form page. Product name: Your Next Step: 60-Minute Private Coaching Session. Price: $125, one-time payment. Turn on Stripe and PayPal.</w:t>
-      </w:r>
-    </w:p>
-    <w:p>
-      <w:pPr>
-        <w:pStyle w:val="ListNumber"/>
-      </w:pPr>
-      <w:r>
-        <w:rPr>
-          <w:b/>
-        </w:rPr>
-        <w:t xml:space="preserve">Step 3: Choose your time </w:t>
-      </w:r>
-      <w:r>
-        <w:t>path /choose-your-time. This is the thank you step after payment. Add the systeme.io calendar element and select the Your Next Step event.</w:t>
-      </w:r>
-    </w:p>
-    <w:p>
-      <w:r>
-        <w:rPr>
-          <w:b w:val="0"/>
-          <w:i/>
-          <w:color w:val="5D4D58"/>
-        </w:rPr>
-        <w:t>Keep the Choose Your Time page hidden from search engines (noindex) and do not link to it anywhere else, so only paying clients can reach the calendar. Check each new booking against a payment.</w:t>
+        <w:t>on your phone: landing page, Calendly booking, payment, confirmation email.</w:t>
       </w:r>
     </w:p>
     <w:p>
@@ -217,7 +126,7 @@
         <w:t xml:space="preserve">Buttons: </w:t>
       </w:r>
       <w:r>
-        <w:t>every Book Your Next Step button links to your checkout step, /book-your-next-step. Use full width buttons on mobile, at least 56px tall, fully rounded corners, white 19px bold text.</w:t>
+        <w:t>every Book Your Next Step button links to https://calendly.com/nechellemarie/your_next_steps. Use full width buttons on mobile, at least 56px tall, fully rounded corners, white 19px bold text.</w:t>
       </w:r>
     </w:p>
     <w:p>
@@ -426,7 +335,7 @@
         <w:t xml:space="preserve">Button: </w:t>
       </w:r>
       <w:r>
-        <w:t>Book Your Next Step  (links to your checkout step, /book-your-next-step)</w:t>
+        <w:t>Book Your Next Step  (links to https://calendly.com/nechellemarie/your_next_steps)</w:t>
       </w:r>
     </w:p>
     <w:p>
@@ -707,7 +616,7 @@
         <w:t xml:space="preserve">Button: </w:t>
       </w:r>
       <w:r>
-        <w:t>Book Your Next Step  (links to your checkout step, /book-your-next-step)</w:t>
+        <w:t>Book Your Next Step  (links to https://calendly.com/nechellemarie/your_next_steps)</w:t>
       </w:r>
     </w:p>
     <w:p>
@@ -1127,7 +1036,7 @@
         <w:t xml:space="preserve">Button: </w:t>
       </w:r>
       <w:r>
-        <w:t>Book Your Next Step  (links to your checkout step, /book-your-next-step; taupe button, white text)</w:t>
+        <w:t>Book Your Next Step  (links to https://calendly.com/nechellemarie/your_next_steps; taupe button, white text)</w:t>
       </w:r>
     </w:p>
     <w:p>
@@ -1137,7 +1046,7 @@
           <w:i/>
           <w:color w:val="5D4D58"/>
         </w:rPr>
-        <w:t>Below button: Pricing and payment details are shown at checkout before you pay. You’ll choose your session time right after.</w:t>
+        <w:t>Below button: Pricing and payment details are shown on the booking page before you pay.</w:t>
       </w:r>
     </w:p>
     <w:p>
@@ -1148,228 +1057,6 @@
           <w:color w:val="5D4D58"/>
         </w:rPr>
         <w:t>-----</w:t>
-      </w:r>
-    </w:p>
-    <w:p>
-      <w:r>
-        <w:rPr>
-          <w:b w:val="0"/>
-          <w:i w:val="0"/>
-          <w:color w:val="5D4D58"/>
-        </w:rPr>
-        <w:t>-----</w:t>
-      </w:r>
-    </w:p>
-    <w:p>
-      <w:pPr>
-        <w:pStyle w:val="Heading1"/>
-      </w:pPr>
-      <w:r>
-        <w:rPr>
-          <w:color w:val="4E1D48"/>
-        </w:rPr>
-        <w:t>Checkout Page Copy (Step 2)</w:t>
-      </w:r>
-    </w:p>
-    <w:p>
-      <w:r>
-        <w:rPr>
-          <w:b w:val="0"/>
-          <w:i/>
-          <w:color w:val="5D4D58"/>
-        </w:rPr>
-        <w:t>Build with the systeme.io order form element. Same colors and fonts as the landing page.</w:t>
-      </w:r>
-    </w:p>
-    <w:p>
-      <w:pPr>
-        <w:pStyle w:val="Heading2"/>
-      </w:pPr>
-      <w:r>
-        <w:rPr>
-          <w:color w:val="4E1D48"/>
-        </w:rPr>
-        <w:t>Book Your Next Step</w:t>
-      </w:r>
-    </w:p>
-    <w:p>
-      <w:r>
-        <w:rPr>
-          <w:b w:val="0"/>
-          <w:i w:val="0"/>
-        </w:rPr>
-        <w:t>A 60-minute private coaching session on Zoom with Nechelle Marie.</w:t>
-      </w:r>
-    </w:p>
-    <w:p>
-      <w:r>
-        <w:rPr>
-          <w:b/>
-          <w:i w:val="0"/>
-        </w:rPr>
-        <w:t>$125, one-time payment</w:t>
-      </w:r>
-    </w:p>
-    <w:p>
-      <w:r>
-        <w:rPr>
-          <w:b/>
-          <w:i w:val="0"/>
-        </w:rPr>
-        <w:t>You’ll leave with:</w:t>
-      </w:r>
-    </w:p>
-    <w:p>
-      <w:pPr>
-        <w:pStyle w:val="ListBullet"/>
-      </w:pPr>
-      <w:r>
-        <w:t>One priority to focus on.</w:t>
-      </w:r>
-    </w:p>
-    <w:p>
-      <w:pPr>
-        <w:pStyle w:val="ListBullet"/>
-      </w:pPr>
-      <w:r>
-        <w:t>A practical boundary to support your next step.</w:t>
-      </w:r>
-    </w:p>
-    <w:p>
-      <w:pPr>
-        <w:pStyle w:val="ListBullet"/>
-      </w:pPr>
-      <w:r>
-        <w:t>A seven-day action plan that fits your life.</w:t>
-      </w:r>
-    </w:p>
-    <w:p>
-      <w:r>
-        <w:rPr>
-          <w:b w:val="0"/>
-          <w:i w:val="0"/>
-        </w:rPr>
-        <w:t>After payment, you’ll choose your session time on the next page.</w:t>
-      </w:r>
-    </w:p>
-    <w:p>
-      <w:r>
-        <w:rPr>
-          <w:b/>
-        </w:rPr>
-        <w:t xml:space="preserve">Required checkbox: </w:t>
-      </w:r>
-      <w:r>
-        <w:t>I have read and agree to the Terms, including the 24-hour rescheduling policy and that payments are non-refundable. (Link the word Terms to your /terms page.)</w:t>
-      </w:r>
-    </w:p>
-    <w:p>
-      <w:r>
-        <w:rPr>
-          <w:b/>
-        </w:rPr>
-        <w:t xml:space="preserve">Button: </w:t>
-      </w:r>
-      <w:r>
-        <w:t>Complete My Booking</w:t>
-      </w:r>
-    </w:p>
-    <w:p>
-      <w:r>
-        <w:rPr>
-          <w:b w:val="0"/>
-          <w:i/>
-          <w:color w:val="5D4D58"/>
-        </w:rPr>
-        <w:t>Below button: Secure payment through Stripe or PayPal.</w:t>
-      </w:r>
-    </w:p>
-    <w:p>
-      <w:r>
-        <w:rPr>
-          <w:b w:val="0"/>
-          <w:i w:val="0"/>
-          <w:color w:val="5D4D58"/>
-        </w:rPr>
-        <w:t>-----</w:t>
-      </w:r>
-    </w:p>
-    <w:p>
-      <w:pPr>
-        <w:pStyle w:val="Heading1"/>
-      </w:pPr>
-      <w:r>
-        <w:rPr>
-          <w:color w:val="4E1D48"/>
-        </w:rPr>
-        <w:t>Choose Your Time Page Copy (Step 3)</w:t>
-      </w:r>
-    </w:p>
-    <w:p>
-      <w:r>
-        <w:rPr>
-          <w:b w:val="0"/>
-          <w:i/>
-          <w:color w:val="5D4D58"/>
-        </w:rPr>
-        <w:t>Thank you step after payment. Add the systeme.io calendar element below the text.</w:t>
-      </w:r>
-    </w:p>
-    <w:p>
-      <w:pPr>
-        <w:pStyle w:val="Heading2"/>
-      </w:pPr>
-      <w:r>
-        <w:rPr>
-          <w:color w:val="4E1D48"/>
-        </w:rPr>
-        <w:t>You’re in. Now choose your time.</w:t>
-      </w:r>
-    </w:p>
-    <w:p>
-      <w:r>
-        <w:rPr>
-          <w:b w:val="0"/>
-          <w:i w:val="0"/>
-        </w:rPr>
-        <w:t>Pick the day and time that work best for you. Your confirmation email will include the Zoom link for your session.</w:t>
-      </w:r>
-    </w:p>
-    <w:p>
-      <w:r>
-        <w:rPr>
-          <w:b w:val="0"/>
-          <w:i/>
-          <w:color w:val="5D4D58"/>
-        </w:rPr>
-        <w:t>[systeme.io calendar element: Your Next Step event]</w:t>
-      </w:r>
-    </w:p>
-    <w:p>
-      <w:r>
-        <w:rPr>
-          <w:b w:val="0"/>
-          <w:i w:val="0"/>
-        </w:rPr>
-        <w:t>Need to reschedule? Email nechelle@iamnechellemarie.com at least 24 hours before your session.</w:t>
-      </w:r>
-    </w:p>
-    <w:p>
-      <w:r>
-        <w:rPr>
-          <w:b w:val="0"/>
-          <w:i w:val="0"/>
-        </w:rPr>
-        <w:t>I’m looking forward to our hour together.</w:t>
-      </w:r>
-    </w:p>
-    <w:p>
-      <w:r>
-        <w:rPr>
-          <w:b/>
-          <w:i w:val="0"/>
-        </w:rPr>
-        <w:t>Nechelle Marie</w:t>
       </w:r>
     </w:p>
     <w:p>
